--- a/word_reports/LP_0052_위치_376_Air Supply_The One That Y.docx
+++ b/word_reports/LP_0052_위치_376_Air Supply_The One That Y.docx
@@ -4,7 +4,7 @@
   <w:body>
     <w:p>
       <w:pPr>
-        <w:spacing w:after="280"/>
+        <w:spacing w:after="80"/>
       </w:pPr>
       <w:r>
         <w:rPr w:rFonts="맑은 고딕">
@@ -13,94 +13,47 @@
           <w:color w:val="1E3A8A"/>
           <w:sz w:val="30"/>
         </w:rPr>
-        <w:t>[376] Air Supply - The One That You Love</w:t>
+        <w:t>Air Supply (공기 공급) - The One That You Love</w:t>
       </w:r>
     </w:p>
     <w:p>
       <w:pPr>
-        <w:spacing w:after="320"/>
+        <w:spacing w:after="240"/>
       </w:pPr>
       <w:r>
         <w:rPr w:rFonts="맑은 고딕">
           <w:rFonts w:ascii="맑은 고딕" w:hAnsi="맑은 고딕" w:eastAsia="맑은 고딕"/>
           <w:b/>
-          <w:sz w:val="20"/>
+          <w:color w:val="4B5563"/>
+          <w:sz w:val="22"/>
         </w:rPr>
-        <w:t>■ 위치 : 376</w:t>
-        <w:br/>
-      </w:r>
-      <w:r>
-        <w:rPr w:rFonts="맑은 고딕">
-          <w:rFonts w:ascii="맑은 고딕" w:hAnsi="맑은 고딕" w:eastAsia="맑은 고딕"/>
-          <w:b/>
-          <w:sz w:val="20"/>
-        </w:rPr>
-        <w:t>■ 아티스트 : Air Supply</w:t>
-        <w:br/>
-      </w:r>
-      <w:r>
-        <w:rPr w:rFonts="맑은 고딕">
-          <w:rFonts w:ascii="맑은 고딕" w:hAnsi="맑은 고딕" w:eastAsia="맑은 고딕"/>
-          <w:b/>
-          <w:sz w:val="20"/>
-        </w:rPr>
-        <w:t>■ 앨범명 : The One That You Love</w:t>
-        <w:br/>
-      </w:r>
-      <w:r>
-        <w:rPr w:rFonts="맑은 고딕">
-          <w:rFonts w:ascii="맑은 고딕" w:hAnsi="맑은 고딕" w:eastAsia="맑은 고딕"/>
-          <w:b w:val="0"/>
-          <w:sz w:val="20"/>
-        </w:rPr>
-        <w:t>■ 음반 레이블 : Arista Records</w:t>
-        <w:br/>
-      </w:r>
-      <w:r>
-        <w:rPr w:rFonts="맑은 고딕">
-          <w:rFonts w:ascii="맑은 고딕" w:hAnsi="맑은 고딕" w:eastAsia="맑은 고딕"/>
-          <w:b w:val="0"/>
-          <w:sz w:val="20"/>
-        </w:rPr>
-        <w:t>■ 발매년도 : 1981</w:t>
-        <w:br/>
-      </w:r>
-      <w:r>
-        <w:rPr w:rFonts="맑은 고딕">
-          <w:rFonts w:ascii="맑은 고딕" w:hAnsi="맑은 고딕" w:eastAsia="맑은 고딕"/>
-          <w:b w:val="0"/>
-          <w:sz w:val="20"/>
-        </w:rPr>
-        <w:t>■ 장르 : 소프트 록 (Soft Rock), 팝 록 (Pop Rock), 어덜트 컨템포러리 (Adult Contemporary)</w:t>
-        <w:br/>
-      </w:r>
-      <w:r>
-        <w:rPr w:rFonts="맑은 고딕">
-          <w:rFonts w:ascii="맑은 고딕" w:hAnsi="맑은 고딕" w:eastAsia="맑은 고딕"/>
-          <w:b w:val="0"/>
-          <w:sz w:val="20"/>
-        </w:rPr>
-        <w:t>■ 주요 수록곡 : 1. Don't Turn Me Away</w:t>
-        <w:br/>
+        <w:t>위치 :  376</w:t>
       </w:r>
     </w:p>
     <w:p>
       <w:pPr>
-        <w:spacing w:after="160"/>
+        <w:spacing w:line="324" w:lineRule="auto" w:before="80" w:after="160"/>
       </w:pPr>
       <w:r>
         <w:rPr w:rFonts="맑은 고딕">
           <w:rFonts w:ascii="맑은 고딕" w:hAnsi="맑은 고딕" w:eastAsia="맑은 고딕"/>
           <w:b/>
           <w:color w:val="1F2937"/>
-          <w:sz w:val="24"/>
+          <w:sz w:val="22"/>
         </w:rPr>
-        <w:t>■ 음반 해설 및 감상 가이드</w:t>
+        <w:t xml:space="preserve">[음반 소개] </w:t>
+      </w:r>
+      <w:r>
+        <w:rPr w:rFonts="맑은 고딕">
+          <w:rFonts w:ascii="맑은 고딕" w:hAnsi="맑은 고딕" w:eastAsia="맑은 고딕"/>
+          <w:b w:val="0"/>
+          <w:sz w:val="21"/>
+        </w:rPr>
       </w:r>
     </w:p>
     <w:p>
       <w:pPr>
-        <w:spacing w:line="312" w:lineRule="auto" w:after="120"/>
+        <w:spacing w:line="324" w:lineRule="auto" w:after="120"/>
       </w:pPr>
       <w:r>
         <w:rPr w:rFonts="맑은 고딕">
@@ -108,51 +61,516 @@
           <w:b w:val="0"/>
           <w:sz w:val="21"/>
         </w:rPr>
-        <w:t>1981년에 발매된 에어 서플라이(Air Supply)의 여섯 번째 정규 앨범 《The One That You Love》는 1980년대 서정적인 소프트 록의 정점을 보여주는 명반입니다. 전작 《Lost in Love》(1980)의 폭발적인 성공에 이어 아리스타(Arista) 레이블에서 선보인 이 음반은, 호주 출신의 두 음악가 그레이엄 러셀(Graham Russell)과 러셀 히치콕(Russell Hitchcock)을 명실상부한 세계적인 팝스타 반열에 완전하게 안착시킨 결정적인 작품입니다. 특히 앨범의 동명 타이틀곡은 빌보드 핫 100 차트 1위에 오르며 이들의 음악적 커리어에서 가장 화려한 순간을 기록했습니다.</w:t>
+        <w:t>1980년대 초반, 전 세계인의 메마른 감성에 순백의 서정을 불어넣었던 에어 서플라이의 정규 6집 음반으로, 소프트 록의 가장 찬란한 절정을 포착해 낸 불멸의 명반입니다. 러셀 히치콕의 청명하고 웅장하게 뻗어 나가는 하이톤 보컬과 그레이엄 러셀의 섬세하고 문학적인 멜로디 감각이 완벽한 조화를 이루며 시대를 초월한 낭만을 선사합니다. 차가운 디지털 음원으로는 온전히 담아낼 수 없는 풍성한 오케스트레이션과 따스한 아날로그의 온기가 바이닐의 소리골을 따라 깊은 감동으로 흐릅니다.</w:t>
       </w:r>
     </w:p>
     <w:p>
       <w:pPr>
-        <w:spacing w:line="312" w:lineRule="auto" w:after="120"/>
+        <w:spacing w:line="324" w:lineRule="auto" w:before="200" w:after="80"/>
       </w:pPr>
+      <w:r>
+        <w:rPr w:rFonts="맑은 고딕">
+          <w:rFonts w:ascii="맑은 고딕" w:hAnsi="맑은 고딕" w:eastAsia="맑은 고딕"/>
+          <w:b/>
+          <w:color w:val="1E3A8A"/>
+          <w:sz w:val="24"/>
+        </w:rPr>
+        <w:t>1. 음반 데이터</w:t>
+      </w:r>
+    </w:p>
+    <w:p>
+      <w:pPr>
+        <w:spacing w:line="324" w:lineRule="auto" w:after="80"/>
+      </w:pPr>
+      <w:r>
+        <w:rPr w:rFonts="맑은 고딕">
+          <w:rFonts w:ascii="맑은 고딕" w:hAnsi="맑은 고딕" w:eastAsia="맑은 고딕"/>
+          <w:b w:val="0"/>
+          <w:color w:val="6B7280"/>
+          <w:sz w:val="21"/>
+        </w:rPr>
+        <w:t xml:space="preserve">· </w:t>
+      </w:r>
+      <w:r>
+        <w:rPr w:rFonts="맑은 고딕">
+          <w:rFonts w:ascii="맑은 고딕" w:hAnsi="맑은 고딕" w:eastAsia="맑은 고딕"/>
+          <w:b/>
+          <w:color w:val="1F2937"/>
+          <w:sz w:val="21"/>
+        </w:rPr>
+        <w:t xml:space="preserve">앨범명: </w:t>
+      </w:r>
       <w:r>
         <w:rPr w:rFonts="맑은 고딕">
           <w:rFonts w:ascii="맑은 고딕" w:hAnsi="맑은 고딕" w:eastAsia="맑은 고딕"/>
           <w:b w:val="0"/>
           <w:sz w:val="21"/>
         </w:rPr>
-        <w:t>본 음반의 가장 큰 음악적 가치는 그레이엄 러셀의 섬세하고 감각적인 송라이팅과 러셀 히치콕의 맑고 폭발적인 미성이 이루어내는 완벽한 조화에 있습니다. 어쿠스틱 기타와 서정적인 피아노 선율을 중심에 두고, 풍성한 현악 편곡과 절제된 드럼 비트를 더해 80년대 특유의 세련되고 정교한 팝 멜로디라인을 완성했습니다. 러셀 히치콕의 고음역대를 자유자재로 넘나드는 맑고 힘 있는 보컬은 감정의 고조를 극적으로 끌어올리며, 듣는 이로 하여금 깊은 서정성에 몰입하게 만듭니다.</w:t>
+        <w:t>The One That You Love</w:t>
       </w:r>
     </w:p>
     <w:p>
       <w:pPr>
-        <w:spacing w:line="312" w:lineRule="auto" w:after="120"/>
+        <w:spacing w:line="324" w:lineRule="auto" w:after="80"/>
       </w:pPr>
+      <w:r>
+        <w:rPr w:rFonts="맑은 고딕">
+          <w:rFonts w:ascii="맑은 고딕" w:hAnsi="맑은 고딕" w:eastAsia="맑은 고딕"/>
+          <w:b w:val="0"/>
+          <w:color w:val="6B7280"/>
+          <w:sz w:val="21"/>
+        </w:rPr>
+        <w:t xml:space="preserve">· </w:t>
+      </w:r>
+      <w:r>
+        <w:rPr w:rFonts="맑은 고딕">
+          <w:rFonts w:ascii="맑은 고딕" w:hAnsi="맑은 고딕" w:eastAsia="맑은 고딕"/>
+          <w:b/>
+          <w:color w:val="1F2937"/>
+          <w:sz w:val="21"/>
+        </w:rPr>
+        <w:t xml:space="preserve">아티스트: </w:t>
+      </w:r>
       <w:r>
         <w:rPr w:rFonts="맑은 고딕">
           <w:rFonts w:ascii="맑은 고딕" w:hAnsi="맑은 고딕" w:eastAsia="맑은 고딕"/>
           <w:b w:val="0"/>
           <w:sz w:val="21"/>
         </w:rPr>
-        <w:t>수록곡 전반에 걸쳐 유려한 팝 발라드의 진수가 펼쳐집니다. 빌보드 정상에 오른 타이틀곡 〈The One That You Love〉는 절제된 도입부에서 시작해 감정이 폭발하는 클라이맥스까지 앨범 전체의 정체성을 대표하는 걸작입니다. 이어 빌보드 싱글 차트 Top 5에 오르며 연달아 대히트를 기록한 〈Here I Am (Just When I Thought I Was Over You)〉과 〈Sweet Dreams〉는 이별의 아픔과 사랑의 아련함을 담아낸 밀도 높은 멜로디로 음반의 완성도를 대폭 끌어올렸습니다.</w:t>
+        <w:t>Air Supply (공기 공급)</w:t>
       </w:r>
     </w:p>
     <w:p>
       <w:pPr>
-        <w:spacing w:line="312" w:lineRule="auto" w:after="120"/>
+        <w:spacing w:line="324" w:lineRule="auto" w:after="80"/>
       </w:pPr>
+      <w:r>
+        <w:rPr w:rFonts="맑은 고딕">
+          <w:rFonts w:ascii="맑은 고딕" w:hAnsi="맑은 고딕" w:eastAsia="맑은 고딕"/>
+          <w:b w:val="0"/>
+          <w:color w:val="6B7280"/>
+          <w:sz w:val="21"/>
+        </w:rPr>
+        <w:t xml:space="preserve">· </w:t>
+      </w:r>
+      <w:r>
+        <w:rPr w:rFonts="맑은 고딕">
+          <w:rFonts w:ascii="맑은 고딕" w:hAnsi="맑은 고딕" w:eastAsia="맑은 고딕"/>
+          <w:b/>
+          <w:color w:val="1F2937"/>
+          <w:sz w:val="21"/>
+        </w:rPr>
+        <w:t xml:space="preserve">발매 정보: </w:t>
+      </w:r>
       <w:r>
         <w:rPr w:rFonts="맑은 고딕">
           <w:rFonts w:ascii="맑은 고딕" w:hAnsi="맑은 고딕" w:eastAsia="맑은 고딕"/>
           <w:b w:val="0"/>
           <w:sz w:val="21"/>
         </w:rPr>
-        <w:t>《The One That You Love》는 팝 역사상 가장 아름다운 듀엣 호흡과 소프트 록의 정수를 담아낸 아날로그 시대의 소중한 유산입니다. 따뜻하고 풍성한 LP 특유의 사운드 질감으로 감상할 때 이들이 선사하는 현악 편곡의 입체적인 울림과 러셀 히치콕의 호소력 짙은 미성은 더욱 깊은 울림으로 다가옵니다. 세월의 흐름에 바래지 않고 여전히 많은 이들의 가슴을 적시는 감성 팝 발라드의 스탠다드로서 소장 가치가 매우 높은 명음반입니다.</w:t>
+        <w:t>1981년 명문 레이블 아리스타 레코드(Arista Records)를 통해 발매되었으며, 전작의 세계적인 성공에 이어 듀오의 음악적 완숙미와 대중적 팝 감수성의 정점을 오롯이 담아낸 역사적 걸작입니다.</w:t>
+      </w:r>
+    </w:p>
+    <w:p>
+      <w:pPr>
+        <w:spacing w:line="324" w:lineRule="auto" w:after="80"/>
+      </w:pPr>
+      <w:r>
+        <w:rPr w:rFonts="맑은 고딕">
+          <w:rFonts w:ascii="맑은 고딕" w:hAnsi="맑은 고딕" w:eastAsia="맑은 고딕"/>
+          <w:b w:val="0"/>
+          <w:color w:val="6B7280"/>
+          <w:sz w:val="21"/>
+        </w:rPr>
+        <w:t xml:space="preserve">· </w:t>
+      </w:r>
+      <w:r>
+        <w:rPr w:rFonts="맑은 고딕">
+          <w:rFonts w:ascii="맑은 고딕" w:hAnsi="맑은 고딕" w:eastAsia="맑은 고딕"/>
+          <w:b/>
+          <w:color w:val="1F2937"/>
+          <w:sz w:val="21"/>
+        </w:rPr>
+        <w:t xml:space="preserve">LP 인기도(판매량): </w:t>
+      </w:r>
+      <w:r>
+        <w:rPr w:rFonts="맑은 고딕">
+          <w:rFonts w:ascii="맑은 고딕" w:hAnsi="맑은 고딕" w:eastAsia="맑은 고딕"/>
+          <w:b w:val="0"/>
+          <w:sz w:val="21"/>
+        </w:rPr>
+        <w:t>발매 직후 미국 빌보드 200 앨범 차트 10위에 올랐으며, RIAA로부터 더블 플래티넘(200만 장 이상 판매) 인증을 받는 등 전 세계적인 소프트 록 붐을 일으키며 공전의 히트를 기록했습니다.</w:t>
+      </w:r>
+    </w:p>
+    <w:p>
+      <w:pPr>
+        <w:spacing w:line="324" w:lineRule="auto" w:after="80"/>
+      </w:pPr>
+      <w:r>
+        <w:rPr w:rFonts="맑은 고딕">
+          <w:rFonts w:ascii="맑은 고딕" w:hAnsi="맑은 고딕" w:eastAsia="맑은 고딕"/>
+          <w:b w:val="0"/>
+          <w:color w:val="6B7280"/>
+          <w:sz w:val="21"/>
+        </w:rPr>
+        <w:t xml:space="preserve">· </w:t>
+      </w:r>
+      <w:r>
+        <w:rPr w:rFonts="맑은 고딕">
+          <w:rFonts w:ascii="맑은 고딕" w:hAnsi="맑은 고딕" w:eastAsia="맑은 고딕"/>
+          <w:b/>
+          <w:color w:val="1F2937"/>
+          <w:sz w:val="21"/>
+        </w:rPr>
+        <w:t xml:space="preserve">각종 수상경력: </w:t>
+      </w:r>
+      <w:r>
+        <w:rPr w:rFonts="맑은 고딕">
+          <w:rFonts w:ascii="맑은 고딕" w:hAnsi="맑은 고딕" w:eastAsia="맑은 고딕"/>
+          <w:b w:val="0"/>
+          <w:sz w:val="21"/>
+        </w:rPr>
+        <w:t>앨범의 타이틀곡이 대망의 미국 빌보드 핫 100 차트 1위를 차지한 것을 비롯해 세 곡의 톱 5 싱글을 배출하였으며, 아메리칸 뮤직 어워드(AMA) 최우수 팝/록 그룹 부문에 노미네이트되는 등 평단과 대중 모두에게 최고의 멜로딕 팝 듀오로 확고한 공인을 받았습니다.</w:t>
+      </w:r>
+    </w:p>
+    <w:p>
+      <w:pPr>
+        <w:spacing w:line="324" w:lineRule="auto" w:before="200" w:after="80"/>
+      </w:pPr>
+      <w:r>
+        <w:rPr w:rFonts="맑은 고딕">
+          <w:rFonts w:ascii="맑은 고딕" w:hAnsi="맑은 고딕" w:eastAsia="맑은 고딕"/>
+          <w:b/>
+          <w:color w:val="1E3A8A"/>
+          <w:sz w:val="24"/>
+        </w:rPr>
+        <w:t>2. 아티스트 정보</w:t>
+      </w:r>
+    </w:p>
+    <w:p>
+      <w:pPr>
+        <w:spacing w:line="324" w:lineRule="auto" w:after="80"/>
+      </w:pPr>
+      <w:r>
+        <w:rPr w:rFonts="맑은 고딕">
+          <w:rFonts w:ascii="맑은 고딕" w:hAnsi="맑은 고딕" w:eastAsia="맑은 고딕"/>
+          <w:b w:val="0"/>
+          <w:color w:val="6B7280"/>
+          <w:sz w:val="21"/>
+        </w:rPr>
+        <w:t xml:space="preserve">· </w:t>
+      </w:r>
+      <w:r>
+        <w:rPr w:rFonts="맑은 고딕">
+          <w:rFonts w:ascii="맑은 고딕" w:hAnsi="맑은 고딕" w:eastAsia="맑은 고딕"/>
+          <w:b/>
+          <w:color w:val="1F2937"/>
+          <w:sz w:val="21"/>
+        </w:rPr>
+        <w:t xml:space="preserve">국적: </w:t>
+      </w:r>
+      <w:r>
+        <w:rPr w:rFonts="맑은 고딕">
+          <w:rFonts w:ascii="맑은 고딕" w:hAnsi="맑은 고딕" w:eastAsia="맑은 고딕"/>
+          <w:b w:val="0"/>
+          <w:sz w:val="21"/>
+        </w:rPr>
+        <w:t>호주 (Australia)</w:t>
+      </w:r>
+    </w:p>
+    <w:p>
+      <w:pPr>
+        <w:spacing w:line="324" w:lineRule="auto" w:after="80"/>
+      </w:pPr>
+      <w:r>
+        <w:rPr w:rFonts="맑은 고딕">
+          <w:rFonts w:ascii="맑은 고딕" w:hAnsi="맑은 고딕" w:eastAsia="맑은 고딕"/>
+          <w:b w:val="0"/>
+          <w:color w:val="6B7280"/>
+          <w:sz w:val="21"/>
+        </w:rPr>
+        <w:t xml:space="preserve">· </w:t>
+      </w:r>
+      <w:r>
+        <w:rPr w:rFonts="맑은 고딕">
+          <w:rFonts w:ascii="맑은 고딕" w:hAnsi="맑은 고딕" w:eastAsia="맑은 고딕"/>
+          <w:b/>
+          <w:color w:val="1F2937"/>
+          <w:sz w:val="21"/>
+        </w:rPr>
+        <w:t xml:space="preserve">생몰년도: </w:t>
+      </w:r>
+      <w:r>
+        <w:rPr w:rFonts="맑은 고딕">
+          <w:rFonts w:ascii="맑은 고딕" w:hAnsi="맑은 고딕" w:eastAsia="맑은 고딕"/>
+          <w:b w:val="0"/>
+          <w:sz w:val="21"/>
+        </w:rPr>
+        <w:t>1975년 결성</w:t>
+      </w:r>
+    </w:p>
+    <w:p>
+      <w:pPr>
+        <w:spacing w:line="324" w:lineRule="auto" w:after="80"/>
+      </w:pPr>
+      <w:r>
+        <w:rPr w:rFonts="맑은 고딕">
+          <w:rFonts w:ascii="맑은 고딕" w:hAnsi="맑은 고딕" w:eastAsia="맑은 고딕"/>
+          <w:b w:val="0"/>
+          <w:color w:val="6B7280"/>
+          <w:sz w:val="21"/>
+        </w:rPr>
+        <w:t xml:space="preserve">· </w:t>
+      </w:r>
+      <w:r>
+        <w:rPr w:rFonts="맑은 고딕">
+          <w:rFonts w:ascii="맑은 고딕" w:hAnsi="맑은 고딕" w:eastAsia="맑은 고딕"/>
+          <w:b/>
+          <w:color w:val="1F2937"/>
+          <w:sz w:val="21"/>
+        </w:rPr>
+        <w:t xml:space="preserve">그룹 소속: </w:t>
+      </w:r>
+      <w:r>
+        <w:rPr w:rFonts="맑은 고딕">
+          <w:rFonts w:ascii="맑은 고딕" w:hAnsi="맑은 고딕" w:eastAsia="맑은 고딕"/>
+          <w:b w:val="0"/>
+          <w:sz w:val="21"/>
+        </w:rPr>
+        <w:t>팝/소프트 록 듀오 (Duo)</w:t>
+      </w:r>
+    </w:p>
+    <w:p>
+      <w:pPr>
+        <w:spacing w:line="324" w:lineRule="auto" w:after="80"/>
+      </w:pPr>
+      <w:r>
+        <w:rPr w:rFonts="맑은 고딕">
+          <w:rFonts w:ascii="맑은 고딕" w:hAnsi="맑은 고딕" w:eastAsia="맑은 고딕"/>
+          <w:b w:val="0"/>
+          <w:color w:val="6B7280"/>
+          <w:sz w:val="21"/>
+        </w:rPr>
+        <w:t xml:space="preserve">· </w:t>
+      </w:r>
+      <w:r>
+        <w:rPr w:rFonts="맑은 고딕">
+          <w:rFonts w:ascii="맑은 고딕" w:hAnsi="맑은 고딕" w:eastAsia="맑은 고딕"/>
+          <w:b/>
+          <w:color w:val="1F2937"/>
+          <w:sz w:val="21"/>
+        </w:rPr>
+        <w:t xml:space="preserve">아티스트 소개: </w:t>
+      </w:r>
+      <w:r>
+        <w:rPr w:rFonts="맑은 고딕">
+          <w:rFonts w:ascii="맑은 고딕" w:hAnsi="맑은 고딕" w:eastAsia="맑은 고딕"/>
+          <w:b w:val="0"/>
+          <w:sz w:val="21"/>
+        </w:rPr>
+        <w:t>영혼을 관통하는 맑고 청아한 미성의 러셀 히치콕과 서정적인 멜로디 메이커 그레이엄 러셀이 결성한 에어 서플라이는 1980년대 어덜트 컨템포러리와 소프트 록 사운드의 절대적인 기준을 제시한 전설적인 듀오입니다. 웅장한 스트링 사운드와 대중적인 록 발라드를 완벽히 결합한 이들의 음악은 한 세대를 넘어 오늘날까지도 가장 순수한 사랑의 찬가로 기억되고 있습니다.</w:t>
+      </w:r>
+    </w:p>
+    <w:p>
+      <w:pPr>
+        <w:spacing w:line="324" w:lineRule="auto" w:before="200" w:after="80"/>
+      </w:pPr>
+      <w:r>
+        <w:rPr w:rFonts="맑은 고딕">
+          <w:rFonts w:ascii="맑은 고딕" w:hAnsi="맑은 고딕" w:eastAsia="맑은 고딕"/>
+          <w:b/>
+          <w:color w:val="1E3A8A"/>
+          <w:sz w:val="24"/>
+        </w:rPr>
+        <w:t>3. 음반 상세 분석</w:t>
+      </w:r>
+    </w:p>
+    <w:p>
+      <w:pPr>
+        <w:spacing w:line="324" w:lineRule="auto" w:after="80"/>
+      </w:pPr>
+      <w:r>
+        <w:rPr w:rFonts="맑은 고딕">
+          <w:rFonts w:ascii="맑은 고딕" w:hAnsi="맑은 고딕" w:eastAsia="맑은 고딕"/>
+          <w:b w:val="0"/>
+          <w:color w:val="6B7280"/>
+          <w:sz w:val="21"/>
+        </w:rPr>
+        <w:t xml:space="preserve">· </w:t>
+      </w:r>
+      <w:r>
+        <w:rPr w:rFonts="맑은 고딕">
+          <w:rFonts w:ascii="맑은 고딕" w:hAnsi="맑은 고딕" w:eastAsia="맑은 고딕"/>
+          <w:b/>
+          <w:color w:val="1F2937"/>
+          <w:sz w:val="21"/>
+        </w:rPr>
+        <w:t xml:space="preserve">역사적 위치: </w:t>
+      </w:r>
+      <w:r>
+        <w:rPr w:rFonts="맑은 고딕">
+          <w:rFonts w:ascii="맑은 고딕" w:hAnsi="맑은 고딕" w:eastAsia="맑은 고딕"/>
+          <w:b w:val="0"/>
+          <w:sz w:val="21"/>
+        </w:rPr>
+        <w:t>신스팝과 뉴웨이브의 물결이 대동맥을 이루기 시작하던 1980년대 초반, 정통 멜로디 중심의 오케스트럴 팝과 소프트 록이 지닌 불변의 가치를 팝 음악사에 아로새긴 작품입니다. 군더더기 없는 완벽한 프로듀싱과 호소력 짙은 화음 구성을 통해 대중음악이 도달할 수 있는 가장 우아하고 서정적인 상업적 완성도를 실현했습니다.</w:t>
+      </w:r>
+    </w:p>
+    <w:p>
+      <w:pPr>
+        <w:spacing w:line="324" w:lineRule="auto" w:after="80"/>
+      </w:pPr>
+      <w:r>
+        <w:rPr w:rFonts="맑은 고딕">
+          <w:rFonts w:ascii="맑은 고딕" w:hAnsi="맑은 고딕" w:eastAsia="맑은 고딕"/>
+          <w:b w:val="0"/>
+          <w:color w:val="6B7280"/>
+          <w:sz w:val="21"/>
+        </w:rPr>
+        <w:t xml:space="preserve">· </w:t>
+      </w:r>
+      <w:r>
+        <w:rPr w:rFonts="맑은 고딕">
+          <w:rFonts w:ascii="맑은 고딕" w:hAnsi="맑은 고딕" w:eastAsia="맑은 고딕"/>
+          <w:b/>
+          <w:color w:val="1F2937"/>
+          <w:sz w:val="21"/>
+        </w:rPr>
+        <w:t xml:space="preserve">시대의 흔적(스토리텔링): </w:t>
+      </w:r>
+      <w:r>
+        <w:rPr w:rFonts="맑은 고딕">
+          <w:rFonts w:ascii="맑은 고딕" w:hAnsi="맑은 고딕" w:eastAsia="맑은 고딕"/>
+          <w:b w:val="0"/>
+          <w:sz w:val="21"/>
+        </w:rPr>
+        <w:t>80년대 초, 밤하늘을 수놓던 심야 라디오 방송의 전파를 타고 흘러나오던 이들의 음악은 당시 청춘들에게 연애편지의 첫 문장이자 아련한 첫사랑의 배경음악이었습니다. 카세트테이프와 LP를 귀하게 아끼며 듣던 시절, 격동과 낭만이 공존하던 그 시절의 공기를 고스란히 머금은 이 음반은 그 자체로 시대를 풍미한 청춘의 소중한 기억입니다.</w:t>
+      </w:r>
+    </w:p>
+    <w:p>
+      <w:pPr>
+        <w:spacing w:line="324" w:lineRule="auto" w:before="200" w:after="80"/>
+      </w:pPr>
+      <w:r>
+        <w:rPr w:rFonts="맑은 고딕">
+          <w:rFonts w:ascii="맑은 고딕" w:hAnsi="맑은 고딕" w:eastAsia="맑은 고딕"/>
+          <w:b/>
+          <w:color w:val="1E3A8A"/>
+          <w:sz w:val="24"/>
+        </w:rPr>
+        <w:t>4. 주요 수록곡 및 감상 제언</w:t>
+      </w:r>
+    </w:p>
+    <w:p>
+      <w:pPr>
+        <w:spacing w:line="324" w:lineRule="auto" w:after="80"/>
+      </w:pPr>
+      <w:r>
+        <w:rPr w:rFonts="맑은 고딕">
+          <w:rFonts w:ascii="맑은 고딕" w:hAnsi="맑은 고딕" w:eastAsia="맑은 고딕"/>
+          <w:b w:val="0"/>
+          <w:color w:val="6B7280"/>
+          <w:sz w:val="21"/>
+        </w:rPr>
+        <w:t xml:space="preserve">· </w:t>
+      </w:r>
+      <w:r>
+        <w:rPr w:rFonts="맑은 고딕">
+          <w:rFonts w:ascii="맑은 고딕" w:hAnsi="맑은 고딕" w:eastAsia="맑은 고딕"/>
+          <w:b/>
+          <w:color w:val="1F2937"/>
+          <w:sz w:val="21"/>
+        </w:rPr>
+        <w:t xml:space="preserve">주요 수록곡 특징: </w:t>
+      </w:r>
+      <w:r>
+        <w:rPr w:rFonts="맑은 고딕">
+          <w:rFonts w:ascii="맑은 고딕" w:hAnsi="맑은 고딕" w:eastAsia="맑은 고딕"/>
+          <w:b w:val="0"/>
+          <w:sz w:val="21"/>
+        </w:rPr>
+        <w:t>차분한 피아노와 극적인 오케스트라, 그리고 애절한 고음이 조화를 이루며 빌보드 정상을 정복한 타이틀곡 'The One That You Love'를 필두로, 가슴 저릿한 이별의 정서를 노래한 명곡 'Here I Am (Just When I Thought I Was Over You)', 경쾌하면서도 낭만적인 멜로디 라인이 돋보이는 'Sweet Dreams' 등 수록곡 전반이 유려한 멜로디와 기승전결의 묘미를 완벽하게 보여줍니다.</w:t>
+      </w:r>
+    </w:p>
+    <w:p>
+      <w:pPr>
+        <w:spacing w:line="324" w:lineRule="auto" w:after="80"/>
+      </w:pPr>
+      <w:r>
+        <w:rPr w:rFonts="맑은 고딕">
+          <w:rFonts w:ascii="맑은 고딕" w:hAnsi="맑은 고딕" w:eastAsia="맑은 고딕"/>
+          <w:b w:val="0"/>
+          <w:color w:val="6B7280"/>
+          <w:sz w:val="21"/>
+        </w:rPr>
+        <w:t xml:space="preserve">· </w:t>
+      </w:r>
+      <w:r>
+        <w:rPr w:rFonts="맑은 고딕">
+          <w:rFonts w:ascii="맑은 고딕" w:hAnsi="맑은 고딕" w:eastAsia="맑은 고딕"/>
+          <w:b/>
+          <w:color w:val="1F2937"/>
+          <w:sz w:val="21"/>
+        </w:rPr>
+        <w:t xml:space="preserve">빈티지 감상 제언: </w:t>
+      </w:r>
+      <w:r>
+        <w:rPr w:rFonts="맑은 고딕">
+          <w:rFonts w:ascii="맑은 고딕" w:hAnsi="맑은 고딕" w:eastAsia="맑은 고딕"/>
+          <w:b w:val="0"/>
+          <w:sz w:val="21"/>
+        </w:rPr>
+        <w:t>턴테이블의 바늘이 그루브를 스치는 순간 울려 퍼지는 풍성한 현악 세션과 러셀 히치콕의 뻗어 올라가는 미성은 진공관 앰프의 따뜻한 배음과 결합할 때 진정한 생명력을 얻습니다. 악기와 보컬의 잔향이 빚어내는 아날로그 특유의 공간감과 온도는 음악을 청각이 아닌 온몸의 공감각적 전율로 체험하게 합니다.</w:t>
+      </w:r>
+    </w:p>
+    <w:p>
+      <w:pPr>
+        <w:spacing w:line="324" w:lineRule="auto" w:after="80"/>
+      </w:pPr>
+      <w:r>
+        <w:rPr w:rFonts="맑은 고딕">
+          <w:rFonts w:ascii="맑은 고딕" w:hAnsi="맑은 고딕" w:eastAsia="맑은 고딕"/>
+          <w:b w:val="0"/>
+          <w:color w:val="6B7280"/>
+          <w:sz w:val="21"/>
+        </w:rPr>
+        <w:t xml:space="preserve">· </w:t>
+      </w:r>
+      <w:r>
+        <w:rPr w:rFonts="맑은 고딕">
+          <w:rFonts w:ascii="맑은 고딕" w:hAnsi="맑은 고딕" w:eastAsia="맑은 고딕"/>
+          <w:b/>
+          <w:color w:val="1F2937"/>
+          <w:sz w:val="21"/>
+        </w:rPr>
+        <w:t xml:space="preserve">소장 가치: </w:t>
+      </w:r>
+      <w:r>
+        <w:rPr w:rFonts="맑은 고딕">
+          <w:rFonts w:ascii="맑은 고딕" w:hAnsi="맑은 고딕" w:eastAsia="맑은 고딕"/>
+          <w:b w:val="0"/>
+          <w:sz w:val="21"/>
+        </w:rPr>
+        <w:t>1980년대 팝 음악의 황금기를 대표하는 역사적인 앨범이자, 서정적 팝 발라드가 선사할 수 있는 정서적 카타르시스를 오롯이 담고 있어 아날로그 사운드의 미학을 추구하는 LP 컬렉터라면 반드시 소장해야 할 필청 음반입니다.</w:t>
+      </w:r>
+    </w:p>
+    <w:p>
+      <w:pPr>
+        <w:spacing w:line="324" w:lineRule="auto" w:after="120" w:before="160"/>
+      </w:pPr>
+      <w:r>
+        <w:rPr w:rFonts="맑은 고딕">
+          <w:rFonts w:ascii="맑은 고딕" w:hAnsi="맑은 고딕" w:eastAsia="맑은 고딕"/>
+          <w:b/>
+          <w:color w:val="4338CA"/>
+          <w:sz w:val="21"/>
+        </w:rPr>
+        <w:t>이 음반을 통해 아날로그 바늘 끝에서 피어나는 순수한 사랑의 세레나데가 전해주는 감동을 다시 한번 경험해 보시는 것은 어떨까요?</w:t>
       </w:r>
     </w:p>
     <w:sectPr>
       <w:pgSz w:w="12240" w:h="15840"/>
-      <w:pgMar w:top="1440" w:right="1440" w:bottom="1440" w:left="1440" w:header="720" w:footer="720" w:gutter="0"/>
+      <w:pgMar w:top="1152" w:right="1296" w:bottom="1152" w:left="1296" w:header="720" w:footer="720" w:gutter="0"/>
       <w:cols w:space="720"/>
       <w:docGrid w:linePitch="360"/>
     </w:sectPr>

--- a/word_reports/LP_0052_위치_376_Air Supply_The One That Y.docx
+++ b/word_reports/LP_0052_위치_376_Air Supply_The One That Y.docx
@@ -32,7 +32,7 @@
     </w:p>
     <w:p>
       <w:pPr>
-        <w:spacing w:line="324" w:lineRule="auto" w:before="80" w:after="160"/>
+        <w:spacing w:line="324" w:lineRule="auto" w:before="80" w:after="120"/>
       </w:pPr>
       <w:r>
         <w:rPr w:rFonts="맑은 고딕">
@@ -42,13 +42,6 @@
           <w:sz w:val="22"/>
         </w:rPr>
         <w:t xml:space="preserve">[음반 소개] </w:t>
-      </w:r>
-      <w:r>
-        <w:rPr w:rFonts="맑은 고딕">
-          <w:rFonts w:ascii="맑은 고딕" w:hAnsi="맑은 고딕" w:eastAsia="맑은 고딕"/>
-          <w:b w:val="0"/>
-          <w:sz w:val="21"/>
-        </w:rPr>
       </w:r>
     </w:p>
     <w:p>
@@ -61,7 +54,33 @@
           <w:b w:val="0"/>
           <w:sz w:val="21"/>
         </w:rPr>
-        <w:t>1980년대 초반, 전 세계인의 메마른 감성에 순백의 서정을 불어넣었던 에어 서플라이의 정규 6집 음반으로, 소프트 록의 가장 찬란한 절정을 포착해 낸 불멸의 명반입니다. 러셀 히치콕의 청명하고 웅장하게 뻗어 나가는 하이톤 보컬과 그레이엄 러셀의 섬세하고 문학적인 멜로디 감각이 완벽한 조화를 이루며 시대를 초월한 낭만을 선사합니다. 차가운 디지털 음원으로는 온전히 담아낼 수 없는 풍성한 오케스트레이션과 따스한 아날로그의 온기가 바이닐의 소리골을 따라 깊은 감동으로 흐릅니다.</w:t>
+        <w:t>1980년대 초엽, 팝 음악계는 거친 펑크와 화려한 디스코의 격랑을 지나 한층 세련되고 서정적인 멜로디를 갈망하고 있었습니다. 바로 그 시대적 변곡점의 한가운데서, 호주 출신의 듀오 에어 서플라이(Air Supply)가 발표한 1981년작 《The One That You Love》는 대중음악사에 '소프트 록의 완벽한 전형'이라는 찬연한 이정표를 세운 걸작입니다. 전작 《Lost in Love》의 세계적 성공에 이어 발표된 본 작은, 그들이 지닌 독보적인 낭만주의와 정교한 팝 오케스트레이션이 완벽한 음악적 성숙을 이루어냈음을 웅변하는 음반이었습니다.</w:t>
+      </w:r>
+    </w:p>
+    <w:p>
+      <w:pPr>
+        <w:spacing w:line="324" w:lineRule="auto" w:after="120"/>
+      </w:pPr>
+      <w:r>
+        <w:rPr w:rFonts="맑은 고딕">
+          <w:rFonts w:ascii="맑은 고딕" w:hAnsi="맑은 고딕" w:eastAsia="맑은 고딕"/>
+          <w:b w:val="0"/>
+          <w:sz w:val="21"/>
+        </w:rPr>
+        <w:t>이 음반의 미학적 핵은 싱어송라이터 그레이엄 러셀(Graham Russell)의 우아하고 서사적인 멜로디 메이킹과, 맑고 투명하면서도 폐부를 찌르는 러셀 히치콕(Russell Hitchcock)의 경이로운 하이 테너 보컬이 빚어내는 환상적인 호흡에 있습니다. 에어 서플라이는 단순한 유행가를 넘어 인간의 보편적 정서인 '순애(純愛)'와 '이별의 비애', 그리고 '재회의 갈망'을 섬세한 실내악적 팝 사운드로 엮어냈습니다. 과장되지 않은 절제미와 드라마틱한 감정의 폭발이 공존하는 이들의 음악적 화법은 화려한 전자음이 태동하던 당대 음악계에 신선하고도 고결한 서정의 숨결을 불어넣었습니다.</w:t>
+      </w:r>
+    </w:p>
+    <w:p>
+      <w:pPr>
+        <w:spacing w:line="324" w:lineRule="auto" w:after="120"/>
+      </w:pPr>
+      <w:r>
+        <w:rPr w:rFonts="맑은 고딕">
+          <w:rFonts w:ascii="맑은 고딕" w:hAnsi="맑은 고딕" w:eastAsia="맑은 고딕"/>
+          <w:b w:val="0"/>
+          <w:sz w:val="21"/>
+        </w:rPr>
+        <w:t>세월이 반세기에 가깝게 흐른 오늘날에도 이 음반이 퇴색하지 않는 온기를 품고 있는 이유는, 삶의 가장 찬란하고도 아릿한 순간들을 담아낸 진솔한 정서적 울림 때문입니다. 차가운 디지털 음원으로는 결코 포착할 수 없는 바이닐 소리골 속의 숨결은, 아득한 시절 라디오와 턴테이블 곁에서 사랑을 꿈꾸던 모든 청춘들의 기억을 소환합니다. 《The One That You Love》는 유행의 굴레를 훌쩍 뛰어넘어, 듣는 이의 마음 가장 깊은 곳을 조용히 적시는 불멸의 팝 예술로서 여전히 그 가치를 빛내고 있습니다.</w:t>
       </w:r>
     </w:p>
     <w:p>
@@ -168,7 +187,7 @@
           <w:b w:val="0"/>
           <w:sz w:val="21"/>
         </w:rPr>
-        <w:t>1981년 명문 레이블 아리스타 레코드(Arista Records)를 통해 발매되었으며, 전작의 세계적인 성공에 이어 듀오의 음악적 완숙미와 대중적 팝 감수성의 정점을 오롯이 담아낸 역사적 걸작입니다.</w:t>
+        <w:t>1981년 아리스타(Arista) 레코드를 통해 발매된 에어 서플라이의 통산 여섯 번째 정규 앨범이자, 글로벌 팝 시장의 최정상에서 자신들의 독보적인 소프트 록 스타일을 확립한 기념비적 앨범.</w:t>
       </w:r>
     </w:p>
     <w:p>
@@ -199,7 +218,7 @@
           <w:b w:val="0"/>
           <w:sz w:val="21"/>
         </w:rPr>
-        <w:t>발매 직후 미국 빌보드 200 앨범 차트 10위에 올랐으며, RIAA로부터 더블 플래티넘(200만 장 이상 판매) 인증을 받는 등 전 세계적인 소프트 록 붐을 일으키며 공전의 히트를 기록했습니다.</w:t>
+        <w:t>미국 빌보드 200 앨범 차트 10위를 기록하고 RIAA(미국음반산업협회) 플래티넘(100만 장 이상) 인증을 획득함. 동명 타이틀곡이 빌보드 핫 100 1위를 차지하는 등 전 세계적인 대히트를 기록.</w:t>
       </w:r>
     </w:p>
     <w:p>
@@ -230,7 +249,7 @@
           <w:b w:val="0"/>
           <w:sz w:val="21"/>
         </w:rPr>
-        <w:t>앨범의 타이틀곡이 대망의 미국 빌보드 핫 100 차트 1위를 차지한 것을 비롯해 세 곡의 톱 5 싱글을 배출하였으며, 아메리칸 뮤직 어워드(AMA) 최우수 팝/록 그룹 부문에 노미네이트되는 등 평단과 대중 모두에게 최고의 멜로딕 팝 듀오로 확고한 공인을 받았습니다.</w:t>
+        <w:t>1982년 아메리칸 뮤직 어워드(American Music Awards) 팝/록 최우수 밴드/듀오 부문 노미네이트 및 전 세계 유수의 어덜트 컨템포러리 차트 석권.</w:t>
       </w:r>
     </w:p>
     <w:p>
@@ -337,7 +356,7 @@
           <w:b w:val="0"/>
           <w:sz w:val="21"/>
         </w:rPr>
-        <w:t>팝/소프트 록 듀오 (Duo)</w:t>
+        <w:t>듀오 (그레이엄 러셀, 러셀 히치콕)</w:t>
       </w:r>
     </w:p>
     <w:p>
@@ -368,7 +387,7 @@
           <w:b w:val="0"/>
           <w:sz w:val="21"/>
         </w:rPr>
-        <w:t>영혼을 관통하는 맑고 청아한 미성의 러셀 히치콕과 서정적인 멜로디 메이커 그레이엄 러셀이 결성한 에어 서플라이는 1980년대 어덜트 컨템포러리와 소프트 록 사운드의 절대적인 기준을 제시한 전설적인 듀오입니다. 웅장한 스트링 사운드와 대중적인 록 발라드를 완벽히 결합한 이들의 음악은 한 세대를 넘어 오늘날까지도 가장 순수한 사랑의 찬가로 기억되고 있습니다.</w:t>
+        <w:t>서정미 넘치는 작곡 능력을 지닌 영국 태생의 그레이엄 러셀과 무결점의 미성을 자랑하는 호주 출신 러셀 히치콕이 결성한 전설적인 팝 듀오입니다. 1980년대 소프트 록과 팝 발라드의 황금기를 주도하며, 탁월한 하모니와 감성적인 멜로디로 전 세계 수많은 음악 팬들의 심금을 울렸습니다.</w:t>
       </w:r>
     </w:p>
     <w:p>
@@ -413,7 +432,7 @@
           <w:b w:val="0"/>
           <w:sz w:val="21"/>
         </w:rPr>
-        <w:t>신스팝과 뉴웨이브의 물결이 대동맥을 이루기 시작하던 1980년대 초반, 정통 멜로디 중심의 오케스트럴 팝과 소프트 록이 지닌 불변의 가치를 팝 음악사에 아로새긴 작품입니다. 군더더기 없는 완벽한 프로듀싱과 호소력 짙은 화음 구성을 통해 대중음악이 도달할 수 있는 가장 우아하고 서정적인 상업적 완성도를 실현했습니다.</w:t>
+        <w:t>1980년대 초반 어덜트 컨템포러리와 팝 발라드가 도달할 수 있었던 음악적 완성도의 정점을 보여주는 앨범입니다. 라디오 친화적이면서도 클래시컬한 편곡의 깊이를 잃지 않아, 팝 음악이 지닐 수 있는 순수한 서정미의 표본으로 평가받습니다.</w:t>
       </w:r>
     </w:p>
     <w:p>
@@ -444,7 +463,7 @@
           <w:b w:val="0"/>
           <w:sz w:val="21"/>
         </w:rPr>
-        <w:t>80년대 초, 밤하늘을 수놓던 심야 라디오 방송의 전파를 타고 흘러나오던 이들의 음악은 당시 청춘들에게 연애편지의 첫 문장이자 아련한 첫사랑의 배경음악이었습니다. 카세트테이프와 LP를 귀하게 아끼며 듣던 시절, 격동과 낭만이 공존하던 그 시절의 공기를 고스란히 머금은 이 음반은 그 자체로 시대를 풍미한 청춘의 소중한 기억입니다.</w:t>
+        <w:t>1980년대 급격한 도시화와 물질적 풍요 속에서 현대인들이 느꼈던 공허함과 사랑에 대한 갈증을 따스하게 어루만져 준 시대의 배경음악이었습니다. 당시 청춘들의 카세트 테이프와 전 세계 음악 다방의 턴테이블 위에서 쉼 없이 회전하며 수많은 연인들의 사랑과 추억을 함께 호흡했습니다.</w:t>
       </w:r>
     </w:p>
     <w:p>
@@ -489,7 +508,99 @@
           <w:b w:val="0"/>
           <w:sz w:val="21"/>
         </w:rPr>
-        <w:t>차분한 피아노와 극적인 오케스트라, 그리고 애절한 고음이 조화를 이루며 빌보드 정상을 정복한 타이틀곡 'The One That You Love'를 필두로, 가슴 저릿한 이별의 정서를 노래한 명곡 'Here I Am (Just When I Thought I Was Over You)', 경쾌하면서도 낭만적인 멜로디 라인이 돋보이는 'Sweet Dreams' 등 수록곡 전반이 유려한 멜로디와 기승전결의 묘미를 완벽하게 보여줍니다.</w:t>
+      </w:r>
+    </w:p>
+    <w:p>
+      <w:pPr>
+        <w:spacing w:line="324" w:lineRule="auto" w:after="80"/>
+      </w:pPr>
+      <w:r>
+        <w:rPr w:rFonts="맑은 고딕">
+          <w:rFonts w:ascii="맑은 고딕" w:hAnsi="맑은 고딕" w:eastAsia="맑은 고딕"/>
+          <w:b w:val="0"/>
+          <w:color w:val="6B7280"/>
+          <w:sz w:val="21"/>
+        </w:rPr>
+        <w:t xml:space="preserve">· </w:t>
+      </w:r>
+      <w:r>
+        <w:rPr w:rFonts="맑은 고딕">
+          <w:rFonts w:ascii="맑은 고딕" w:hAnsi="맑은 고딕" w:eastAsia="맑은 고딕"/>
+          <w:b/>
+          <w:color w:val="1F2937"/>
+          <w:sz w:val="21"/>
+        </w:rPr>
+        <w:t xml:space="preserve">"The One That You Love": </w:t>
+      </w:r>
+      <w:r>
+        <w:rPr w:rFonts="맑은 고딕">
+          <w:rFonts w:ascii="맑은 고딕" w:hAnsi="맑은 고딕" w:eastAsia="맑은 고딕"/>
+          <w:b w:val="0"/>
+          <w:sz w:val="21"/>
+        </w:rPr>
+        <w:t>빌보드 싱글 차트 1위를 거머쥔 명곡으로, 감미로운 어쿠스틱 피아노 인트로와 절정으로 치닫는 드라마틱한 보컬 하모니가 압도적인 감동을 자아냅니다.</w:t>
+      </w:r>
+    </w:p>
+    <w:p>
+      <w:pPr>
+        <w:spacing w:line="324" w:lineRule="auto" w:after="80"/>
+      </w:pPr>
+      <w:r>
+        <w:rPr w:rFonts="맑은 고딕">
+          <w:rFonts w:ascii="맑은 고딕" w:hAnsi="맑은 고딕" w:eastAsia="맑은 고딕"/>
+          <w:b w:val="0"/>
+          <w:color w:val="6B7280"/>
+          <w:sz w:val="21"/>
+        </w:rPr>
+        <w:t xml:space="preserve">· </w:t>
+      </w:r>
+      <w:r>
+        <w:rPr w:rFonts="맑은 고딕">
+          <w:rFonts w:ascii="맑은 고딕" w:hAnsi="맑은 고딕" w:eastAsia="맑은 고딕"/>
+          <w:b/>
+          <w:color w:val="1F2937"/>
+          <w:sz w:val="21"/>
+        </w:rPr>
+        <w:t xml:space="preserve">"Here I Am (Just When I Thought I Was Over You)": </w:t>
+      </w:r>
+      <w:r>
+        <w:rPr w:rFonts="맑은 고딕">
+          <w:rFonts w:ascii="맑은 고딕" w:hAnsi="맑은 고딕" w:eastAsia="맑은 고딕"/>
+          <w:b w:val="0"/>
+          <w:sz w:val="21"/>
+        </w:rPr>
+        <w:t>헤어진 연인을 잊지 못하는 애절한 노랫말과 러셀 히치콕의 폭발적인 고음역 가창이 빛을 발하는 소프트 록의 걸작입니다.</w:t>
+      </w:r>
+    </w:p>
+    <w:p>
+      <w:pPr>
+        <w:spacing w:line="324" w:lineRule="auto" w:after="80"/>
+      </w:pPr>
+      <w:r>
+        <w:rPr w:rFonts="맑은 고딕">
+          <w:rFonts w:ascii="맑은 고딕" w:hAnsi="맑은 고딕" w:eastAsia="맑은 고딕"/>
+          <w:b w:val="0"/>
+          <w:color w:val="6B7280"/>
+          <w:sz w:val="21"/>
+        </w:rPr>
+        <w:t xml:space="preserve">· </w:t>
+      </w:r>
+      <w:r>
+        <w:rPr w:rFonts="맑은 고딕">
+          <w:rFonts w:ascii="맑은 고딕" w:hAnsi="맑은 고딕" w:eastAsia="맑은 고딕"/>
+          <w:b/>
+          <w:color w:val="1F2937"/>
+          <w:sz w:val="21"/>
+        </w:rPr>
+        <w:t xml:space="preserve">"Sweet Dreams": </w:t>
+      </w:r>
+      <w:r>
+        <w:rPr w:rFonts="맑은 고딕">
+          <w:rFonts w:ascii="맑은 고딕" w:hAnsi="맑은 고딕" w:eastAsia="맑은 고딕"/>
+          <w:b w:val="0"/>
+          <w:sz w:val="21"/>
+        </w:rPr>
+        <w:t>몽환적이면서도 포근한 스트링 선율과 낭만적인 코러스가 어우러져 한 편의 동화 같은 서정성을 선사합니다.</w:t>
       </w:r>
     </w:p>
     <w:p>
@@ -520,7 +631,7 @@
           <w:b w:val="0"/>
           <w:sz w:val="21"/>
         </w:rPr>
-        <w:t>턴테이블의 바늘이 그루브를 스치는 순간 울려 퍼지는 풍성한 현악 세션과 러셀 히치콕의 뻗어 올라가는 미성은 진공관 앰프의 따뜻한 배음과 결합할 때 진정한 생명력을 얻습니다. 악기와 보컬의 잔향이 빚어내는 아날로그 특유의 공간감과 온도는 음악을 청각이 아닌 온몸의 공감각적 전율로 체험하게 합니다.</w:t>
+        <w:t>정교하게 녹음된 어쿠스틱 피아노와 스트링 앙상블, 그리고 섬세한 심벌즈의 잔향이 돋보이는 음반입니다. 진공관 앰프의 온화한 배음과 탄노이 계열의 풍성한 음장감을 통해 청음할 때, 러셀 히치콕의 맑은 미성 속에 깃든 숨결과 비브라토가 한층 생생하고 입체적으로 다가옵니다.</w:t>
       </w:r>
     </w:p>
     <w:p>
@@ -551,7 +662,7 @@
           <w:b w:val="0"/>
           <w:sz w:val="21"/>
         </w:rPr>
-        <w:t>1980년대 팝 음악의 황금기를 대표하는 역사적인 앨범이자, 서정적 팝 발라드가 선사할 수 있는 정서적 카타르시스를 오롯이 담고 있어 아날로그 사운드의 미학을 추구하는 LP 컬렉터라면 반드시 소장해야 할 필청 음반입니다.</w:t>
+        <w:t>80년대 아날로그 레코딩 기술의 정수가 담긴 바이닐 음반으로, 커버 아트에서 풍기는 담백한 낭만과 함께 소장하는 것만으로도 그 시대의 순수했던 감성을 고스란히 소유할 수 있는 컬렉터들의 필수 명반입니다.</w:t>
       </w:r>
     </w:p>
     <w:p>
@@ -565,7 +676,7 @@
           <w:color w:val="4338CA"/>
           <w:sz w:val="21"/>
         </w:rPr>
-        <w:t>이 음반을 통해 아날로그 바늘 끝에서 피어나는 순수한 사랑의 세레나데가 전해주는 감동을 다시 한번 경험해 보시는 것은 어떨까요?</w:t>
+        <w:t>이 음반을 통해 아날로그 바늘 끝에서 피어오르는 에어 서플라이의 맑고 순수한 하모니가 전해주는 감동을 다시 한번 경험해 보시는 것은 어떨까요?</w:t>
       </w:r>
     </w:p>
     <w:sectPr>
